--- a/提交材料/衡练商业项目书.docx
+++ b/提交材料/衡练商业项目书.docx
@@ -37,7 +37,7 @@
         <w:ind w:left="0" w:right="0"/>
       </w:pPr>
       <w:r>
-        <w:t>“衡练”是一款纯本地运动健康Agent。针对现有健身软件“强制联网、隐私泄露、功能臃肿”的行业痛点，衡练以“端侧规则引擎、数据全程不联网、非医疗诊断”为核心壁垒，将专业教练的“评估-计划-复盘”闭环装进用户的口袋，打造零延迟、绝对隐私、即开即用的“私人教练”级运动体验。</w:t>
+        <w:t>“衡练”是一款鸿蒙端侧运动健康App，内置本地AI智能体（Agent）模块，基于端侧大模型实现运动数据分析、训练与饮食方案智能推荐。针对现有健身软件“强制联网、隐私泄露、功能臃肿”的行业痛点，衡练以“端侧AI能力、数据全程不联网、非医疗诊断”为核心壁垒，将专业教练的“评估-计划-复盘”闭环装进用户的口袋，打造零延迟、绝对隐私、即开即用的“私人教练”级运动体验。</w:t>
       </w:r>
     </w:p>
     <w:p>
@@ -139,7 +139,7 @@
         <w:ind w:left="0" w:right="0"/>
       </w:pPr>
       <w:r>
-        <w:t>3.破局契机：随着手机端侧算力（NPU）的提升，纯本地完成复杂的规则引擎计算与疲劳度分析成为可能。无需云端服务器，即可实现“数据不出端、算法本地跑”。</w:t>
+        <w:t>3.破局契机：随着手机端侧算力（NPU）的提升，纯本地完成端侧大模型推理与疲劳度分析成为可能。无需云端服务器，即可实现“数据不出端、算法本地跑”。</w:t>
       </w:r>
     </w:p>
     <w:p>
@@ -193,7 +193,7 @@
         <w:ind w:right="0"/>
       </w:pPr>
       <w:r>
-        <w:t>端侧规则引擎：一切分析在手机本地完成，模型与规则不出端、不上云。</w:t>
+        <w:t>端侧AI能力：一切分析由本地AI智能体在手机端完成，模型与数据不出端、不上云。</w:t>
       </w:r>
     </w:p>
     <w:p>
@@ -331,7 +331,7 @@
         <w:ind w:left="720" w:right="0"/>
       </w:pPr>
       <w:r>
-        <w:t>端侧Agent即时分析：字段可留空由算法智能估算，点击“开始分析”后，本地算法立刻给出训练评估、恢复时长与下一餐方案。</w:t>
+        <w:t>端侧Agent即时分析：字段可留空由AI智能估算，点击“开始分析”后，本地AI智能体立刻给出训练评估、恢复时长与下一餐方案。</w:t>
       </w:r>
     </w:p>
     <w:p>
@@ -645,7 +645,7 @@
         <w:ind w:left="720" w:right="0"/>
       </w:pPr>
       <w:r>
-        <w:t>阶段二：离线核心引擎开发：开发无网环境下的运动数据估算算法与疲劳指数规则引擎。</w:t>
+        <w:t>阶段二：离线核心引擎开发：开发无网环境下的运动数据估算算法与疲劳指数分析引擎。</w:t>
       </w:r>
     </w:p>
     <w:p>
@@ -727,7 +727,7 @@
         <w:ind w:left="1440" w:right="0"/>
       </w:pPr>
       <w:r>
-        <w:t>对策：采用轻量级规则引擎，避免使用重型深度学习模型；设置性能熔断机制。</w:t>
+        <w:t>对策：采用轻量级端侧模型与规则融合架构，控制算力占用；设置性能熔断机制。</w:t>
       </w:r>
     </w:p>
     <w:p>

--- a/提交材料/衡练商业项目书.docx
+++ b/提交材料/衡练商业项目书.docx
@@ -37,7 +37,7 @@
         <w:ind w:left="0" w:right="0"/>
       </w:pPr>
       <w:r>
-        <w:t>“衡练”是一款鸿蒙端侧运动健康App，内置本地AI智能体（Agent）模块，基于端侧大模型实现运动数据分析、训练与饮食方案智能推荐。针对现有健身软件“强制联网、隐私泄露、功能臃肿”的行业痛点，衡练以“端侧AI能力、数据全程不联网、非医疗诊断”为核心壁垒，将专业教练的“评估-计划-复盘”闭环装进用户的口袋，打造零延迟、绝对隐私、即开即用的“私人教练”级运动体验。</w:t>
+        <w:t>“衡练”是一款纯本地运动健康Agent。针对现有健身软件“强制联网、隐私泄露、功能臃肿”的行业痛点，衡练以“端侧规则引擎、数据全程不联网、非医疗诊断”为核心壁垒，将专业教练的“评估-计划-复盘”闭环装进用户的口袋，打造零延迟、绝对隐私、即开即用的“私人教练”级运动体验。</w:t>
       </w:r>
     </w:p>
     <w:p>
@@ -139,7 +139,7 @@
         <w:ind w:left="0" w:right="0"/>
       </w:pPr>
       <w:r>
-        <w:t>3.破局契机：随着手机端侧算力（NPU）的提升，纯本地完成端侧大模型推理与疲劳度分析成为可能。无需云端服务器，即可实现“数据不出端、算法本地跑”。</w:t>
+        <w:t>3.破局契机：随着手机端侧算力（NPU）的提升，纯本地完成复杂的规则引擎计算与疲劳度分析成为可能。无需云端服务器，即可实现“数据不出端、算法本地跑”。</w:t>
       </w:r>
     </w:p>
     <w:p>
@@ -193,7 +193,7 @@
         <w:ind w:right="0"/>
       </w:pPr>
       <w:r>
-        <w:t>端侧AI能力：一切分析由本地AI智能体在手机端完成，模型与数据不出端、不上云。</w:t>
+        <w:t>端侧规则引擎：一切分析在手机本地完成，模型与规则不出端、不上云。</w:t>
       </w:r>
     </w:p>
     <w:p>
@@ -331,7 +331,7 @@
         <w:ind w:left="720" w:right="0"/>
       </w:pPr>
       <w:r>
-        <w:t>端侧Agent即时分析：字段可留空由AI智能估算，点击“开始分析”后，本地AI智能体立刻给出训练评估、恢复时长与下一餐方案。</w:t>
+        <w:t>端侧Agent即时分析：字段可留空由算法智能估算，点击“开始分析”后，本地算法立刻给出训练评估、恢复时长与下一餐方案。</w:t>
       </w:r>
     </w:p>
     <w:p>
@@ -645,7 +645,7 @@
         <w:ind w:left="720" w:right="0"/>
       </w:pPr>
       <w:r>
-        <w:t>阶段二：离线核心引擎开发：开发无网环境下的运动数据估算算法与疲劳指数分析引擎。</w:t>
+        <w:t>阶段二：离线核心引擎开发：开发无网环境下的运动数据估算算法与疲劳指数规则引擎。</w:t>
       </w:r>
     </w:p>
     <w:p>
@@ -727,7 +727,7 @@
         <w:ind w:left="1440" w:right="0"/>
       </w:pPr>
       <w:r>
-        <w:t>对策：采用轻量级端侧模型与规则融合架构，控制算力占用；设置性能熔断机制。</w:t>
+        <w:t>对策：采用轻量级规则引擎，避免使用重型深度学习模型；设置性能熔断机制。</w:t>
       </w:r>
     </w:p>
     <w:p>
